--- a/fuentes/21250008_CF01_DU.docx
+++ b/fuentes/21250008_CF01_DU.docx
@@ -353,7 +353,7 @@
               </wp:anchor>
             </w:drawing>
           </mc:Choice>
-          <mc:Fallback xmlns:oel="http://schemas.microsoft.com/office/2019/extlst" xmlns:w16sdtdh="http://schemas.microsoft.com/office/word/2020/wordml/sdtdatahash">
+          <mc:Fallback xmlns:w16sdtdh="http://schemas.microsoft.com/office/word/2020/wordml/sdtdatahash" xmlns:oel="http://schemas.microsoft.com/office/2019/extlst">
             <w:pict>
               <v:rect w14:anchorId="44ECBD1E" id="Rectángulo 3" o:spid="_x0000_s1026" alt="&quot;&quot;" style="position:absolute;margin-left:-55.95pt;margin-top:26.4pt;width:613.85pt;height:164.25pt;z-index:-251655168;visibility:visible;mso-wrap-style:square;mso-height-percent:0;mso-wrap-distance-left:9pt;mso-wrap-distance-top:0;mso-wrap-distance-right:9pt;mso-wrap-distance-bottom:0;mso-position-horizontal:absolute;mso-position-horizontal-relative:text;mso-position-vertical:absolute;mso-position-vertical-relative:text;mso-height-percent:0;mso-height-relative:margin;v-text-anchor:middle" o:gfxdata="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" fillcolor="#00314d" stroked="f" strokeweight="1pt"/>
             </w:pict>
@@ -3129,21 +3129,7 @@
                 <w:rStyle w:val="Hipervnculo"/>
                 <w:noProof/>
               </w:rPr>
-              <w:t>Material comp</w:t>
-            </w:r>
-            <w:r>
-              <w:rPr>
-                <w:rStyle w:val="Hipervnculo"/>
-                <w:noProof/>
-              </w:rPr>
-              <w:t>l</w:t>
-            </w:r>
-            <w:r>
-              <w:rPr>
-                <w:rStyle w:val="Hipervnculo"/>
-                <w:noProof/>
-              </w:rPr>
-              <w:t>ementario</w:t>
+              <w:t>Material complementario</w:t>
             </w:r>
             <w:r>
               <w:rPr>
@@ -14192,11 +14178,19 @@
                 <w:rStyle w:val="Hipervnculo"/>
               </w:rPr>
             </w:pPr>
+            <w:hyperlink r:id="rId17" w:history="1">
+              <w:r>
+                <w:rPr>
+                  <w:rStyle w:val="Hipervnculo"/>
+                </w:rPr>
+                <w:t>https://www.youtube.com/watch?v=Wtjdi0POvxU</w:t>
+              </w:r>
+            </w:hyperlink>
             <w:r>
               <w:rPr>
                 <w:rStyle w:val="Hipervnculo"/>
               </w:rPr>
-              <w:t>https://www.youtube.com/watch?v=Wtjdi0POvxU</w:t>
+              <w:t xml:space="preserve"> </w:t>
             </w:r>
           </w:p>
           <w:p>
@@ -14280,7 +14274,7 @@
             <w:pPr>
               <w:pStyle w:val="TextoTablas"/>
             </w:pPr>
-            <w:hyperlink r:id="rId17" w:history="1">
+            <w:hyperlink r:id="rId18" w:history="1">
               <w:r>
                 <w:rPr>
                   <w:rStyle w:val="Hipervnculo"/>
@@ -14409,30 +14403,14 @@
             <w:pPr>
               <w:pStyle w:val="TextoTablas"/>
             </w:pPr>
-            <w:r>
-              <w:fldChar w:fldCharType="begin"/>
-            </w:r>
-            <w:r>
-              <w:instrText xml:space="preserve"> HYPERLINK "</w:instrText>
-            </w:r>
-            <w:r>
-              <w:instrText>https://teachersforfuturespain.org/el-suelo/</w:instrText>
-            </w:r>
-            <w:r>
-              <w:instrText xml:space="preserve">" </w:instrText>
-            </w:r>
-            <w:r>
-              <w:fldChar w:fldCharType="separate"/>
-            </w:r>
-            <w:r>
-              <w:rPr>
-                <w:rStyle w:val="Hipervnculo"/>
-              </w:rPr>
-              <w:t>https://teachersforfuturespain.org/el-suelo/</w:t>
-            </w:r>
-            <w:r>
-              <w:fldChar w:fldCharType="end"/>
-            </w:r>
+            <w:hyperlink r:id="rId19" w:history="1">
+              <w:r>
+                <w:rPr>
+                  <w:rStyle w:val="Hipervnculo"/>
+                </w:rPr>
+                <w:t>https://teachersforfuturespain.org/el-suelo/</w:t>
+              </w:r>
+            </w:hyperlink>
             <w:r>
               <w:t xml:space="preserve"> </w:t>
             </w:r>
@@ -14610,7 +14588,7 @@
         <w:pStyle w:val="Prrafodelista"/>
         <w:ind w:left="993" w:firstLine="0"/>
       </w:pPr>
-      <w:hyperlink r:id="rId18" w:history="1">
+      <w:hyperlink r:id="rId20" w:history="1">
         <w:r>
           <w:rPr>
             <w:rStyle w:val="Hipervnculo"/>
@@ -14642,7 +14620,7 @@
         <w:pStyle w:val="Prrafodelista"/>
         <w:ind w:left="1035" w:firstLine="0"/>
       </w:pPr>
-      <w:hyperlink r:id="rId19" w:history="1">
+      <w:hyperlink r:id="rId21" w:history="1">
         <w:r>
           <w:rPr>
             <w:rStyle w:val="Hipervnculo"/>
@@ -14728,7 +14706,7 @@
           <w:lang w:val="en-US"/>
         </w:rPr>
       </w:pPr>
-      <w:hyperlink r:id="rId20" w:history="1">
+      <w:hyperlink r:id="rId22" w:history="1">
         <w:r>
           <w:rPr>
             <w:rStyle w:val="Hipervnculo"/>
@@ -14794,7 +14772,7 @@
         <w:pStyle w:val="Prrafodelista"/>
         <w:ind w:left="1035" w:firstLine="0"/>
       </w:pPr>
-      <w:hyperlink r:id="rId21" w:history="1">
+      <w:hyperlink r:id="rId23" w:history="1">
         <w:r>
           <w:rPr>
             <w:rStyle w:val="Hipervnculo"/>
@@ -14820,7 +14798,7 @@
         <w:pStyle w:val="Prrafodelista"/>
         <w:ind w:left="1035" w:firstLine="0"/>
       </w:pPr>
-      <w:hyperlink r:id="rId22" w:history="1">
+      <w:hyperlink r:id="rId24" w:history="1">
         <w:r>
           <w:rPr>
             <w:rStyle w:val="Hipervnculo"/>
@@ -14858,7 +14836,7 @@
         <w:pStyle w:val="Prrafodelista"/>
         <w:ind w:left="1035" w:firstLine="0"/>
       </w:pPr>
-      <w:hyperlink r:id="rId23" w:history="1">
+      <w:hyperlink r:id="rId25" w:history="1">
         <w:r>
           <w:rPr>
             <w:rStyle w:val="Hipervnculo"/>
@@ -14912,7 +14890,7 @@
         <w:pStyle w:val="Prrafodelista"/>
         <w:ind w:left="1035" w:firstLine="0"/>
       </w:pPr>
-      <w:hyperlink r:id="rId24" w:history="1">
+      <w:hyperlink r:id="rId26" w:history="1">
         <w:r>
           <w:rPr>
             <w:rStyle w:val="Hipervnculo"/>
@@ -14983,7 +14961,7 @@
           <w:lang w:val="en-US"/>
         </w:rPr>
       </w:pPr>
-      <w:hyperlink r:id="rId25" w:history="1">
+      <w:hyperlink r:id="rId27" w:history="1">
         <w:r>
           <w:rPr>
             <w:rStyle w:val="Hipervnculo"/>
@@ -15015,7 +14993,7 @@
         <w:pStyle w:val="Prrafodelista"/>
         <w:ind w:left="1035" w:firstLine="0"/>
       </w:pPr>
-      <w:hyperlink r:id="rId26" w:history="1">
+      <w:hyperlink r:id="rId28" w:history="1">
         <w:r>
           <w:rPr>
             <w:rStyle w:val="Hipervnculo"/>
@@ -15074,7 +15052,7 @@
         <w:pStyle w:val="Prrafodelista"/>
         <w:ind w:left="1035" w:firstLine="0"/>
       </w:pPr>
-      <w:hyperlink r:id="rId27" w:history="1">
+      <w:hyperlink r:id="rId29" w:history="1">
         <w:r>
           <w:rPr>
             <w:rStyle w:val="Hipervnculo"/>
@@ -16538,8 +16516,8 @@
       </w:pPr>
     </w:p>
     <w:sectPr>
-      <w:headerReference w:type="default" r:id="rId28"/>
-      <w:footerReference w:type="default" r:id="rId29"/>
+      <w:headerReference w:type="default" r:id="rId30"/>
+      <w:footerReference w:type="default" r:id="rId31"/>
       <w:pgSz w:w="12240" w:h="15840"/>
       <w:pgMar w:top="1701" w:right="1134" w:bottom="1134" w:left="1134" w:header="709" w:footer="737" w:gutter="0"/>
       <w:pgNumType w:start="1"/>
@@ -24715,17 +24693,6 @@
 </file>
 
 <file path=customXml/item1.xml><?xml version="1.0" encoding="utf-8"?>
-<p:properties xmlns:p="http://schemas.microsoft.com/office/2006/metadata/properties" xmlns:xsi="http://www.w3.org/2001/XMLSchema-instance" xmlns:pc="http://schemas.microsoft.com/office/infopath/2007/PartnerControls">
-  <documentManagement>
-    <TaxCatchAll xmlns="b250f519-6473-4480-8c44-6ee3a3a530c3" xsi:nil="true"/>
-    <lcf76f155ced4ddcb4097134ff3c332f xmlns="d174a4fb-80c2-4523-8d89-375030acacbf">
-      <Terms xmlns="http://schemas.microsoft.com/office/infopath/2007/PartnerControls"/>
-    </lcf76f155ced4ddcb4097134ff3c332f>
-  </documentManagement>
-</p:properties>
-</file>
-
-<file path=customXml/item2.xml><?xml version="1.0" encoding="utf-8"?>
 <ct:contentTypeSchema xmlns:ct="http://schemas.microsoft.com/office/2006/metadata/contentType" xmlns:ma="http://schemas.microsoft.com/office/2006/metadata/properties/metaAttributes" ct:_="" ma:_="" ma:contentTypeName="Documento" ma:contentTypeID="0x010100EA8A463C70CDF94EBCEAEE24D04F3F8A" ma:contentTypeVersion="12" ma:contentTypeDescription="Crear nuevo documento." ma:contentTypeScope="" ma:versionID="0a68c197ff11ee8f2a4dfa92d3e5c792">
   <xsd:schema xmlns:xsd="http://www.w3.org/2001/XMLSchema" xmlns:xs="http://www.w3.org/2001/XMLSchema" xmlns:p="http://schemas.microsoft.com/office/2006/metadata/properties" xmlns:ns2="d174a4fb-80c2-4523-8d89-375030acacbf" xmlns:ns3="b250f519-6473-4480-8c44-6ee3a3a530c3" targetNamespace="http://schemas.microsoft.com/office/2006/metadata/properties" ma:root="true" ma:fieldsID="55936f832c432473a7bcdfeafd102760" ns2:_="" ns3:_="">
     <xsd:import namespace="d174a4fb-80c2-4523-8d89-375030acacbf"/>
@@ -24926,11 +24893,18 @@
 </ct:contentTypeSchema>
 </file>
 
-<file path=customXml/item3.xml><?xml version="1.0" encoding="utf-8"?>
-<b:Sources xmlns:b="http://schemas.openxmlformats.org/officeDocument/2006/bibliography" xmlns="http://schemas.openxmlformats.org/officeDocument/2006/bibliography" SelectedStyle="\APASixthEditionOfficeOnline.xsl" StyleName="APA" Version="6"/>
+<file path=customXml/item2.xml><?xml version="1.0" encoding="utf-8"?>
+<p:properties xmlns:p="http://schemas.microsoft.com/office/2006/metadata/properties" xmlns:xsi="http://www.w3.org/2001/XMLSchema-instance" xmlns:pc="http://schemas.microsoft.com/office/infopath/2007/PartnerControls">
+  <documentManagement>
+    <TaxCatchAll xmlns="b250f519-6473-4480-8c44-6ee3a3a530c3" xsi:nil="true"/>
+    <lcf76f155ced4ddcb4097134ff3c332f xmlns="d174a4fb-80c2-4523-8d89-375030acacbf">
+      <Terms xmlns="http://schemas.microsoft.com/office/infopath/2007/PartnerControls"/>
+    </lcf76f155ced4ddcb4097134ff3c332f>
+  </documentManagement>
+</p:properties>
 </file>
 
-<file path=customXml/item4.xml><?xml version="1.0" encoding="utf-8"?>
+<file path=customXml/item3.xml><?xml version="1.0" encoding="utf-8"?>
 <?mso-contentType ?>
 <FormTemplates xmlns="http://schemas.microsoft.com/sharepoint/v3/contenttype/forms">
   <Display>DocumentLibraryForm</Display>
@@ -24939,18 +24913,11 @@
 </FormTemplates>
 </file>
 
-<file path=customXml/itemProps1.xml><?xml version="1.0" encoding="utf-8"?>
-<ds:datastoreItem xmlns:ds="http://schemas.openxmlformats.org/officeDocument/2006/customXml" ds:itemID="{1279454D-02BE-4A9C-A117-DCD1573E2608}">
-  <ds:schemaRefs>
-    <ds:schemaRef ds:uri="http://schemas.microsoft.com/office/2006/metadata/properties"/>
-    <ds:schemaRef ds:uri="http://schemas.microsoft.com/office/infopath/2007/PartnerControls"/>
-    <ds:schemaRef ds:uri="b250f519-6473-4480-8c44-6ee3a3a530c3"/>
-    <ds:schemaRef ds:uri="d174a4fb-80c2-4523-8d89-375030acacbf"/>
-  </ds:schemaRefs>
-</ds:datastoreItem>
+<file path=customXml/item4.xml><?xml version="1.0" encoding="utf-8"?>
+<b:Sources xmlns:b="http://schemas.openxmlformats.org/officeDocument/2006/bibliography" xmlns="http://schemas.openxmlformats.org/officeDocument/2006/bibliography" SelectedStyle="\APASixthEditionOfficeOnline.xsl" StyleName="APA" Version="6"/>
 </file>
 
-<file path=customXml/itemProps2.xml><?xml version="1.0" encoding="utf-8"?>
+<file path=customXml/itemProps1.xml><?xml version="1.0" encoding="utf-8"?>
 <ds:datastoreItem xmlns:ds="http://schemas.openxmlformats.org/officeDocument/2006/customXml" ds:itemID="{5755AC11-7D48-49BA-80E3-261BDC5F7522}">
   <ds:schemaRefs>
     <ds:schemaRef ds:uri="http://schemas.microsoft.com/office/2006/metadata/contentType"/>
@@ -24969,18 +24936,29 @@
 </ds:datastoreItem>
 </file>
 
+<file path=customXml/itemProps2.xml><?xml version="1.0" encoding="utf-8"?>
+<ds:datastoreItem xmlns:ds="http://schemas.openxmlformats.org/officeDocument/2006/customXml" ds:itemID="{1279454D-02BE-4A9C-A117-DCD1573E2608}">
+  <ds:schemaRefs>
+    <ds:schemaRef ds:uri="http://schemas.microsoft.com/office/2006/metadata/properties"/>
+    <ds:schemaRef ds:uri="http://schemas.microsoft.com/office/infopath/2007/PartnerControls"/>
+    <ds:schemaRef ds:uri="b250f519-6473-4480-8c44-6ee3a3a530c3"/>
+    <ds:schemaRef ds:uri="d174a4fb-80c2-4523-8d89-375030acacbf"/>
+  </ds:schemaRefs>
+</ds:datastoreItem>
+</file>
+
 <file path=customXml/itemProps3.xml><?xml version="1.0" encoding="utf-8"?>
+<ds:datastoreItem xmlns:ds="http://schemas.openxmlformats.org/officeDocument/2006/customXml" ds:itemID="{10663269-2064-4804-8290-36D4A57F5557}">
+  <ds:schemaRefs>
+    <ds:schemaRef ds:uri="http://schemas.microsoft.com/sharepoint/v3/contenttype/forms"/>
+  </ds:schemaRefs>
+</ds:datastoreItem>
+</file>
+
+<file path=customXml/itemProps4.xml><?xml version="1.0" encoding="utf-8"?>
 <ds:datastoreItem xmlns:ds="http://schemas.openxmlformats.org/officeDocument/2006/customXml" ds:itemID="{EAE431FD-7059-4C09-804B-C9D69EB7B213}">
   <ds:schemaRefs>
     <ds:schemaRef ds:uri="http://schemas.openxmlformats.org/officeDocument/2006/bibliography"/>
   </ds:schemaRefs>
 </ds:datastoreItem>
-</file>
-
-<file path=customXml/itemProps4.xml><?xml version="1.0" encoding="utf-8"?>
-<ds:datastoreItem xmlns:ds="http://schemas.openxmlformats.org/officeDocument/2006/customXml" ds:itemID="{10663269-2064-4804-8290-36D4A57F5557}">
-  <ds:schemaRefs>
-    <ds:schemaRef ds:uri="http://schemas.microsoft.com/sharepoint/v3/contenttype/forms"/>
-  </ds:schemaRefs>
-</ds:datastoreItem>
 </file>